--- a/fuentes/11230135_CF02_CFA.docx
+++ b/fuentes/11230135_CF02_CFA.docx
@@ -2483,7 +2483,7 @@
           <w:noProof/>
         </w:rPr>
         <w:drawing>
-          <wp:inline distT="0" distB="0" distL="0" distR="0" wp14:anchorId="2B027598" wp14:editId="71947D36">
+          <wp:inline distT="0" distB="0" distL="0" distR="0" wp14:anchorId="2B027598" wp14:editId="1479F685">
             <wp:extent cx="4680000" cy="2632383"/>
             <wp:effectExtent l="0" t="0" r="6350" b="0"/>
             <wp:docPr id="1987754188" name="Imagen 7">
@@ -2742,6 +2742,7 @@
         <w:rPr>
           <w:rFonts w:cstheme="minorHAnsi"/>
         </w:rPr>
+        <w:lastRenderedPageBreak/>
         <w:br w:type="page"/>
       </w:r>
     </w:p>
@@ -3140,10 +3141,10 @@
           <w:lang w:eastAsia="es-CO"/>
         </w:rPr>
         <w:drawing>
-          <wp:inline distT="0" distB="0" distL="0" distR="0" wp14:anchorId="47916607" wp14:editId="16C975A2">
+          <wp:inline distT="0" distB="0" distL="0" distR="0" wp14:anchorId="1FA3B3F8" wp14:editId="12CD1EEC">
             <wp:extent cx="4680000" cy="1973935"/>
             <wp:effectExtent l="0" t="0" r="6350" b="7620"/>
-            <wp:docPr id="541513176" name="Gráfico 3" descr="Diagrama de flujo con dos secciones: en el entorno privado se presentan tres etapas (concepción y borrador, revisión y taxonomía, programación) y en el entorno público dos etapas (publicación y difusión, mantenimiento y actualización), conectadas de forma secuencial."/>
+            <wp:docPr id="1115247086" name="Gráfico 3" descr="Diagrama de flujo con dos secciones: en el entorno privado se presentan tres etapas (concepción y borrador, revisión y taxonomía, programación) y en el entorno público dos etapas (publicación y difusión, mantenimiento y actualización), conectadas de forma secuencial."/>
             <wp:cNvGraphicFramePr>
               <a:graphicFrameLocks xmlns:a="http://schemas.openxmlformats.org/drawingml/2006/main" noChangeAspect="1"/>
             </wp:cNvGraphicFramePr>
@@ -3151,7 +3152,7 @@
               <a:graphicData uri="http://schemas.openxmlformats.org/drawingml/2006/picture">
                 <pic:pic xmlns:pic="http://schemas.openxmlformats.org/drawingml/2006/picture">
                   <pic:nvPicPr>
-                    <pic:cNvPr id="541513176" name="Gráfico 3" descr="Diagrama de flujo con dos secciones: en el entorno privado se presentan tres etapas (concepción y borrador, revisión y taxonomía, programación) y en el entorno público dos etapas (publicación y difusión, mantenimiento y actualización), conectadas de forma secuencial."/>
+                    <pic:cNvPr id="1115247086" name="Gráfico 3" descr="Diagrama de flujo con dos secciones: en el entorno privado se presentan tres etapas (concepción y borrador, revisión y taxonomía, programación) y en el entorno público dos etapas (publicación y difusión, mantenimiento y actualización), conectadas de forma secuencial."/>
                     <pic:cNvPicPr/>
                   </pic:nvPicPr>
                   <pic:blipFill>
@@ -3679,7 +3680,21 @@
           <w:rFonts w:cstheme="minorHAnsi"/>
           <w:lang w:eastAsia="es-CO"/>
         </w:rPr>
-        <w:t>Si bien el núcleo (Core) de WordPress proporciona un robusto sistema de gestión de contenidos, diseño y categorización taxonómica, sus capacidades nativas están concebidas para satisfacer necesidades generales de publicación. Cuando los requerimientos del cliente o el análisis del proyecto exigen características especializadas, tales como la venta de productos, la gestión de matrículas académicas, el blindaje perimetral contra ciberataques o la optimización avanzada para motores de búsqueda, el entorno de trabajo debe escalarse. Esta ampliación tecnológica se logra mediante la arquitectura modular de los</w:t>
+        <w:t>Si bien el núcleo (</w:t>
+      </w:r>
+      <w:r>
+        <w:rPr>
+          <w:rStyle w:val="Extranjerismo"/>
+          <w:lang w:eastAsia="es-CO"/>
+        </w:rPr>
+        <w:t>Core</w:t>
+      </w:r>
+      <w:r>
+        <w:rPr>
+          <w:rFonts w:cstheme="minorHAnsi"/>
+          <w:lang w:eastAsia="es-CO"/>
+        </w:rPr>
+        <w:t>) de WordPress proporciona un robusto sistema de gestión de contenidos, diseño y categorización taxonómica, sus capacidades nativas están concebidas para satisfacer necesidades generales de publicación. Cuando los requerimientos del cliente o el análisis del proyecto exigen características especializadas, tales como la venta de productos, la gestión de matrículas académicas, el blindaje perimetral contra ciberataques o la optimización avanzada para motores de búsqueda, el entorno de trabajo debe escalarse. Esta ampliación tecnológica se logra mediante la arquitectura modular de los</w:t>
       </w:r>
       <w:r>
         <w:rPr>
@@ -3770,7 +3785,19 @@
         <w:rPr>
           <w:rFonts w:cstheme="minorHAnsi"/>
         </w:rPr>
-        <w:t xml:space="preserve"> adicional compuesto por código en lenguaje PHP, hojas de estilo (CSS) y scripts en JavaScript, que se integra al núcleo de WordPress para añadir nuevas funcionalidades o modificar el comportamiento de las existentes. Estos componentes operan bajo un principio de no interferencia, lo que permite ampliar las capacidades del sistema sin alterar directamente los archivos originales del CMS. De este modo, cuando WordPress recibe actualizaciones, las funcionalidades implementadas mediante </w:t>
+        <w:t xml:space="preserve"> adicional compuesto por código en lenguaje PHP, hojas de estilo (CSS) y </w:t>
+      </w:r>
+      <w:r>
+        <w:rPr>
+          <w:rStyle w:val="Extranjerismo"/>
+        </w:rPr>
+        <w:t xml:space="preserve">scripts </w:t>
+      </w:r>
+      <w:r>
+        <w:rPr>
+          <w:rFonts w:cstheme="minorHAnsi"/>
+        </w:rPr>
+        <w:t xml:space="preserve">en JavaScript, que se integra al núcleo de WordPress para añadir nuevas funcionalidades o modificar el comportamiento de las existentes. Estos componentes operan bajo un principio de no interferencia, lo que permite ampliar las capacidades del sistema sin alterar directamente los archivos originales del CMS. De este modo, cuando WordPress recibe actualizaciones, las funcionalidades implementadas mediante </w:t>
       </w:r>
       <w:r>
         <w:rPr>
@@ -4306,19 +4333,7 @@
         <w:rPr>
           <w:rFonts w:cstheme="minorHAnsi"/>
         </w:rPr>
-        <w:t xml:space="preserve"> cumpla con su propósito dentro del sitio web y se integre adecuadamente con el resto de </w:t>
-      </w:r>
-      <w:r>
-        <w:rPr>
-          <w:rFonts w:cstheme="minorHAnsi"/>
-        </w:rPr>
-        <w:t>los componentes</w:t>
-      </w:r>
-      <w:r>
-        <w:rPr>
-          <w:rFonts w:cstheme="minorHAnsi"/>
-        </w:rPr>
-        <w:t xml:space="preserve"> del sistema.</w:t>
+        <w:t xml:space="preserve"> cumpla con su propósito dentro del sitio web y se integre adecuadamente con el resto de los componentes del sistema.</w:t>
       </w:r>
     </w:p>
     <w:p>
@@ -4614,13 +4629,7 @@
         <w:rPr>
           <w:rFonts w:cstheme="minorHAnsi"/>
         </w:rPr>
-        <w:t>u</w:t>
-      </w:r>
-      <w:r>
-        <w:rPr>
-          <w:rFonts w:cstheme="minorHAnsi"/>
-        </w:rPr>
-        <w:t xml:space="preserve">n </w:t>
+        <w:t xml:space="preserve">un </w:t>
       </w:r>
       <w:r>
         <w:rPr>
@@ -4711,13 +4720,7 @@
         <w:rPr>
           <w:rFonts w:cstheme="minorHAnsi"/>
         </w:rPr>
-        <w:t>e</w:t>
-      </w:r>
-      <w:r>
-        <w:rPr>
-          <w:rFonts w:cstheme="minorHAnsi"/>
-        </w:rPr>
-        <w:t xml:space="preserve">s necesario verificar que el </w:t>
+        <w:t xml:space="preserve">es necesario verificar que el </w:t>
       </w:r>
       <w:r>
         <w:rPr>
@@ -5890,23 +5893,7 @@
                 <w:sz w:val="28"/>
                 <w:szCs w:val="28"/>
               </w:rPr>
-              <w:t xml:space="preserve">: finalmente el secreto está en el equilibrio porque la estética debe ir siempre de la mano con la funcionalidad podemos tener la página más chévere del </w:t>
-            </w:r>
-            <w:r>
-              <w:rPr>
-                <w:rFonts w:asciiTheme="minorHAnsi" w:hAnsiTheme="minorHAnsi" w:cstheme="minorHAnsi"/>
-                <w:sz w:val="28"/>
-                <w:szCs w:val="28"/>
-              </w:rPr>
-              <w:t>mundo,</w:t>
-            </w:r>
-            <w:r>
-              <w:rPr>
-                <w:rFonts w:asciiTheme="minorHAnsi" w:hAnsiTheme="minorHAnsi" w:cstheme="minorHAnsi"/>
-                <w:sz w:val="28"/>
-                <w:szCs w:val="28"/>
-              </w:rPr>
-              <w:t xml:space="preserve"> pero si no le resuelve nada al visitante y no cumple objetivos pues deja de ser una herramienta digital para convertirse en una bonita imagen que no le sirve a nadie. </w:t>
+              <w:t xml:space="preserve">: finalmente el secreto está en el equilibrio porque la estética debe ir siempre de la mano con la funcionalidad podemos tener la página más chévere del mundo, pero si no le resuelve nada al visitante y no cumple objetivos pues deja de ser una herramienta digital para convertirse en una bonita imagen que no le sirve a nadie. </w:t>
             </w:r>
           </w:p>
           <w:p>
@@ -5935,7 +5922,7 @@
                 <w:sz w:val="28"/>
                 <w:szCs w:val="28"/>
               </w:rPr>
-              <w:t xml:space="preserve">: </w:t>
+              <w:t>: ¿los invitamos a que miren sus proyectos con ojos de usuario</w:t>
             </w:r>
             <w:r>
               <w:rPr>
@@ -5943,7 +5930,7 @@
                 <w:sz w:val="28"/>
                 <w:szCs w:val="28"/>
               </w:rPr>
-              <w:t>¿los invitamos a que miren sus proyectos con ojos de usuario</w:t>
+              <w:t>,</w:t>
             </w:r>
             <w:r>
               <w:rPr>
@@ -5951,23 +5938,7 @@
                 <w:sz w:val="28"/>
                 <w:szCs w:val="28"/>
               </w:rPr>
-              <w:t>,</w:t>
-            </w:r>
-            <w:r>
-              <w:rPr>
-                <w:rFonts w:asciiTheme="minorHAnsi" w:hAnsiTheme="minorHAnsi" w:cstheme="minorHAnsi"/>
-                <w:sz w:val="28"/>
-                <w:szCs w:val="28"/>
-              </w:rPr>
-              <w:t xml:space="preserve"> sean críticos su página es fácil de navegar o es un laberinto?</w:t>
-            </w:r>
-            <w:r>
-              <w:rPr>
-                <w:rFonts w:asciiTheme="minorHAnsi" w:hAnsiTheme="minorHAnsi" w:cstheme="minorHAnsi"/>
-                <w:sz w:val="28"/>
-                <w:szCs w:val="28"/>
-              </w:rPr>
-              <w:t xml:space="preserve"> revisen el material de apoyo y fíjense si la jerarquía visual que están construyendo realmente podría guiar al visitante o si lo va a terminar confundiendo. </w:t>
+              <w:t xml:space="preserve"> sean críticos su página es fácil de navegar o es un laberinto? revisen el material de apoyo y fíjense si la jerarquía visual que están construyendo realmente podría guiar al visitante o si lo va a terminar confundiendo. </w:t>
             </w:r>
           </w:p>
           <w:p>
@@ -5996,23 +5967,7 @@
                 <w:sz w:val="28"/>
                 <w:szCs w:val="28"/>
               </w:rPr>
-              <w:t xml:space="preserve">: recuerden que el éxito no es que a nosotros nos guste el </w:t>
-            </w:r>
-            <w:r>
-              <w:rPr>
-                <w:rFonts w:asciiTheme="minorHAnsi" w:hAnsiTheme="minorHAnsi" w:cstheme="minorHAnsi"/>
-                <w:sz w:val="28"/>
-                <w:szCs w:val="28"/>
-              </w:rPr>
-              <w:t>sitio,</w:t>
-            </w:r>
-            <w:r>
-              <w:rPr>
-                <w:rFonts w:asciiTheme="minorHAnsi" w:hAnsiTheme="minorHAnsi" w:cstheme="minorHAnsi"/>
-                <w:sz w:val="28"/>
-                <w:szCs w:val="28"/>
-              </w:rPr>
-              <w:t xml:space="preserve"> sino que para el usuario la navegación sea perfecta</w:t>
+              <w:t>: recuerden que el éxito no es que a nosotros nos guste el sitio, sino que para el usuario la navegación sea perfecta</w:t>
             </w:r>
             <w:r>
               <w:rPr>
@@ -6126,21 +6081,33 @@
         </w:rPr>
         <w:t>El pilar fundamental de la apariencia en WordPress es el “tema” (</w:t>
       </w:r>
-      <w:proofErr w:type="spellStart"/>
-      <w:r>
-        <w:rPr>
-          <w:rFonts w:cstheme="minorHAnsi"/>
+      <w:r>
+        <w:rPr>
+          <w:rStyle w:val="Extranjerismo"/>
           <w:lang w:eastAsia="es-CO"/>
         </w:rPr>
         <w:t>theme</w:t>
       </w:r>
-      <w:proofErr w:type="spellEnd"/>
-      <w:r>
-        <w:rPr>
-          <w:rFonts w:cstheme="minorHAnsi"/>
-          <w:lang w:eastAsia="es-CO"/>
-        </w:rPr>
-        <w:t>). Desde una perspectiva técnica, un tema es un conjunto estructurado de archivos de plantilla en PHP, hojas de estilo (CSS) y scripts en JavaScript que determinan la disposición visual, la paleta de colores, la tipografía y el comportamiento responsivo del sitio web.</w:t>
+      <w:r>
+        <w:rPr>
+          <w:rFonts w:cstheme="minorHAnsi"/>
+          <w:lang w:eastAsia="es-CO"/>
+        </w:rPr>
+        <w:t xml:space="preserve">). Desde una perspectiva técnica, un tema es un conjunto estructurado de archivos de plantilla en PHP, hojas de estilo (CSS) y </w:t>
+      </w:r>
+      <w:r>
+        <w:rPr>
+          <w:rStyle w:val="Extranjerismo"/>
+          <w:lang w:eastAsia="es-CO"/>
+        </w:rPr>
+        <w:t>scripts</w:t>
+      </w:r>
+      <w:r>
+        <w:rPr>
+          <w:rFonts w:cstheme="minorHAnsi"/>
+          <w:lang w:eastAsia="es-CO"/>
+        </w:rPr>
+        <w:t xml:space="preserve"> en JavaScript que determinan la disposición visual, la paleta de colores, la tipografía y el comportamiento responsivo del sitio web.</w:t>
       </w:r>
     </w:p>
     <w:p>
@@ -6174,14 +6141,7 @@
           <w:rFonts w:cstheme="minorHAnsi"/>
           <w:lang w:eastAsia="es-CO"/>
         </w:rPr>
-        <w:t xml:space="preserve">La selección del tema debe realizarse con base en criterios técnicos y funcionales, más allá de la estética. Es necesario evaluar aspectos como la </w:t>
-      </w:r>
-      <w:r>
-        <w:rPr>
-          <w:rFonts w:cstheme="minorHAnsi"/>
-          <w:lang w:eastAsia="es-CO"/>
-        </w:rPr>
-        <w:t>respons</w:t>
+        <w:t>La selección del tema debe realizarse con base en criterios técnicos y funcionales, más allá de la estética. Es necesario evaluar aspectos como la respons</w:t>
       </w:r>
       <w:r>
         <w:rPr>
@@ -6195,14 +6155,7 @@
           <w:rFonts w:cstheme="minorHAnsi"/>
           <w:lang w:eastAsia="es-CO"/>
         </w:rPr>
-        <w:t>ilidad</w:t>
-      </w:r>
-      <w:r>
-        <w:rPr>
-          <w:rFonts w:cstheme="minorHAnsi"/>
-          <w:lang w:eastAsia="es-CO"/>
-        </w:rPr>
-        <w:t>, la accesibilidad y la pertinencia del diseño en relación con el propósito del sitio web.</w:t>
+        <w:t>ilidad, la accesibilidad y la pertinencia del diseño en relación con el propósito del sitio web.</w:t>
       </w:r>
     </w:p>
     <w:p>
@@ -6727,14 +6680,28 @@
           <w:rFonts w:cstheme="minorHAnsi"/>
           <w:lang w:val="es-419" w:eastAsia="es-CO"/>
         </w:rPr>
-        <w:t>Históricamente, el uso de widgets estaba restringido a las barras laterales (</w:t>
-      </w:r>
-      <w:proofErr w:type="spellStart"/>
+        <w:t xml:space="preserve">Históricamente, el uso de </w:t>
+      </w:r>
       <w:r>
         <w:rPr>
           <w:rStyle w:val="Extranjerismo"/>
           <w:lang w:val="es-419" w:eastAsia="es-CO"/>
         </w:rPr>
+        <w:t>widgets</w:t>
+      </w:r>
+      <w:r>
+        <w:rPr>
+          <w:rFonts w:cstheme="minorHAnsi"/>
+          <w:lang w:val="es-419" w:eastAsia="es-CO"/>
+        </w:rPr>
+        <w:t xml:space="preserve"> estaba restringido a las barras laterales (</w:t>
+      </w:r>
+      <w:proofErr w:type="spellStart"/>
+      <w:r>
+        <w:rPr>
+          <w:rStyle w:val="Extranjerismo"/>
+          <w:lang w:val="es-419" w:eastAsia="es-CO"/>
+        </w:rPr>
         <w:t>sidebars</w:t>
       </w:r>
       <w:proofErr w:type="spellEnd"/>
@@ -6743,7 +6710,21 @@
           <w:rFonts w:cstheme="minorHAnsi"/>
           <w:lang w:val="es-419" w:eastAsia="es-CO"/>
         </w:rPr>
-        <w:t>). Sin embargo, en el diseño web moderno y con la evolución de WordPress, las áreas de widgets se han expandido para construir secciones estructurales críticas como el pie de página (</w:t>
+        <w:t xml:space="preserve">). Sin embargo, en el diseño web moderno y con la evolución de WordPress, las áreas de </w:t>
+      </w:r>
+      <w:r>
+        <w:rPr>
+          <w:rStyle w:val="Extranjerismo"/>
+          <w:lang w:val="es-419" w:eastAsia="es-CO"/>
+        </w:rPr>
+        <w:t>widgets</w:t>
+      </w:r>
+      <w:r>
+        <w:rPr>
+          <w:rFonts w:cstheme="minorHAnsi"/>
+          <w:lang w:val="es-419" w:eastAsia="es-CO"/>
+        </w:rPr>
+        <w:t xml:space="preserve"> se han expandido para construir secciones estructurales críticas como el pie de página (</w:t>
       </w:r>
       <w:proofErr w:type="spellStart"/>
       <w:r>
@@ -8162,17 +8143,6 @@
           <w:lang w:eastAsia="es-CO"/>
         </w:rPr>
       </w:pPr>
-    </w:p>
-    <w:p>
-      <w:pPr>
-        <w:spacing w:before="0" w:after="0"/>
-        <w:ind w:firstLine="0"/>
-        <w:rPr>
-          <w:rFonts w:cstheme="minorHAnsi"/>
-          <w:noProof/>
-          <w:lang w:eastAsia="es-CO"/>
-        </w:rPr>
-      </w:pPr>
       <w:r>
         <w:rPr>
           <w:rStyle w:val="Extranjerismo"/>
@@ -8180,10 +8150,10 @@
         </w:rPr>
         <w:lastRenderedPageBreak/>
         <w:drawing>
-          <wp:inline distT="0" distB="0" distL="0" distR="0" wp14:anchorId="2E26A7C2" wp14:editId="5FE47AD6">
-            <wp:extent cx="6332220" cy="3160395"/>
-            <wp:effectExtent l="0" t="0" r="0" b="1905"/>
-            <wp:docPr id="1608877615" name="Gráfico 9" descr="Diagrama de la administración y publicación de un proyecto web en WordPress, dividido en gestión de contenidos (entradas, medios, comentarios y plugins) y diseño y operaciones técnicas (experiencia de usuario, temas, widgets, respaldo y publicación)."/>
+          <wp:inline distT="0" distB="0" distL="0" distR="0" wp14:anchorId="0BB3FD43" wp14:editId="5DB56F41">
+            <wp:extent cx="6332220" cy="3355975"/>
+            <wp:effectExtent l="0" t="0" r="0" b="0"/>
+            <wp:docPr id="212418940" name="Imagen 4" descr="Diagrama de la administración y publicación de un proyecto web en WordPress, dividido en gestión de contenidos (entradas, medios, comentarios y plugins) y diseño y operaciones técnicas (experiencia de usuario, temas, widgets, respaldo y publicación)."/>
             <wp:cNvGraphicFramePr>
               <a:graphicFrameLocks xmlns:a="http://schemas.openxmlformats.org/drawingml/2006/main" noChangeAspect="1"/>
             </wp:cNvGraphicFramePr>
@@ -8191,14 +8161,14 @@
               <a:graphicData uri="http://schemas.openxmlformats.org/drawingml/2006/picture">
                 <pic:pic xmlns:pic="http://schemas.openxmlformats.org/drawingml/2006/picture">
                   <pic:nvPicPr>
-                    <pic:cNvPr id="1608877615" name="Gráfico 9" descr="Diagrama de la administración y publicación de un proyecto web en WordPress, dividido en gestión de contenidos (entradas, medios, comentarios y plugins) y diseño y operaciones técnicas (experiencia de usuario, temas, widgets, respaldo y publicación)."/>
+                    <pic:cNvPr id="212418940" name="Imagen 4" descr="Diagrama de la administración y publicación de un proyecto web en WordPress, dividido en gestión de contenidos (entradas, medios, comentarios y plugins) y diseño y operaciones técnicas (experiencia de usuario, temas, widgets, respaldo y publicación)."/>
                     <pic:cNvPicPr/>
                   </pic:nvPicPr>
                   <pic:blipFill>
-                    <a:blip r:embed="rId18">
+                    <a:blip r:embed="rId18" cstate="print">
                       <a:extLst>
-                        <a:ext uri="{96DAC541-7B7A-43D3-8B79-37D633B846F1}">
-                          <asvg:svgBlip xmlns:asvg="http://schemas.microsoft.com/office/drawing/2016/SVG/main" r:embed="rId19"/>
+                        <a:ext uri="{28A0092B-C50C-407E-A947-70E740481C1C}">
+                          <a14:useLocalDpi xmlns:a14="http://schemas.microsoft.com/office/drawing/2010/main" val="0"/>
                         </a:ext>
                       </a:extLst>
                     </a:blip>
@@ -8209,7 +8179,7 @@
                   <pic:spPr>
                     <a:xfrm>
                       <a:off x="0" y="0"/>
-                      <a:ext cx="6332220" cy="3160395"/>
+                      <a:ext cx="6332220" cy="3355975"/>
                     </a:xfrm>
                     <a:prstGeom prst="rect">
                       <a:avLst/>
@@ -8224,6 +8194,17 @@
     </w:p>
     <w:p>
       <w:pPr>
+        <w:spacing w:before="0" w:after="0"/>
+        <w:ind w:firstLine="0"/>
+        <w:rPr>
+          <w:rFonts w:cstheme="minorHAnsi"/>
+          <w:noProof/>
+          <w:lang w:eastAsia="es-CO"/>
+        </w:rPr>
+      </w:pPr>
+    </w:p>
+    <w:p>
+      <w:pPr>
         <w:pStyle w:val="Titulosgenerales"/>
         <w:spacing w:before="0" w:after="0"/>
         <w:rPr>
@@ -8275,23 +8256,7 @@
           <w:b/>
           <w:bCs/>
         </w:rPr>
-        <w:t xml:space="preserve">Archivo WXR (WordPress </w:t>
-      </w:r>
-      <w:r>
-        <w:rPr>
-          <w:rFonts w:cstheme="minorHAnsi"/>
-          <w:b/>
-          <w:bCs/>
-        </w:rPr>
-        <w:t>extended,</w:t>
-      </w:r>
-      <w:r>
-        <w:rPr>
-          <w:rFonts w:cstheme="minorHAnsi"/>
-          <w:b/>
-          <w:bCs/>
-        </w:rPr>
-        <w:t xml:space="preserve"> RSS):</w:t>
+        <w:t>Archivo WXR (WordPress extended, RSS):</w:t>
       </w:r>
       <w:r>
         <w:rPr>
@@ -8803,7 +8768,7 @@
         <w:spacing w:before="0" w:after="0"/>
       </w:pPr>
       <w:r>
-        <w:t>García, L. M. (2022). *Diseño de interfaces web y experiencia de usuario en entornos formativos digitales*. Editorial Síntesis.</w:t>
+        <w:t>García, L. M. (2022). *Diseño de interfaces web y experiencia de usuario en entornos formativos digitales*. Síntesis.</w:t>
       </w:r>
     </w:p>
     <w:p>
@@ -9674,8 +9639,8 @@
       </w:pPr>
     </w:p>
     <w:sectPr>
-      <w:headerReference w:type="default" r:id="rId20"/>
-      <w:footerReference w:type="default" r:id="rId21"/>
+      <w:headerReference w:type="default" r:id="rId19"/>
+      <w:footerReference w:type="default" r:id="rId20"/>
       <w:pgSz w:w="12240" w:h="15840"/>
       <w:pgMar w:top="1701" w:right="1134" w:bottom="1134" w:left="1134" w:header="709" w:footer="737" w:gutter="0"/>
       <w:pgNumType w:start="1"/>
@@ -13751,6 +13716,7 @@
   <w:style w:type="character" w:default="1" w:styleId="Fuentedeprrafopredeter">
     <w:name w:val="Default Paragraph Font"/>
     <w:uiPriority w:val="1"/>
+    <w:semiHidden/>
     <w:unhideWhenUsed/>
   </w:style>
   <w:style w:type="table" w:default="1" w:styleId="Tablanormal">
